--- a/watertap/distr_water_treatment/Methods_summary.docx
+++ b/watertap/distr_water_treatment/Methods_summary.docx
@@ -4,563 +4,691 @@
   <w:body>
     <w:p>
       <w:pPr>
-        <w:rPr>
-          <w:rFonts w:ascii="Times New Roman" w:hAnsi="Times New Roman" w:cs="Times New Roman"/>
+        <w:spacing w:before="100" w:beforeAutospacing="1" w:after="100" w:afterAutospacing="1" w:line="300" w:lineRule="atLeast"/>
+        <w:rPr>
+          <w:rFonts w:ascii="Times New Roman" w:eastAsia="Times New Roman" w:hAnsi="Times New Roman" w:cs="Times New Roman"/>
+          <w:kern w:val="0"/>
+          <w14:ligatures w14:val="none"/>
         </w:rPr>
       </w:pPr>
       <w:r>
         <w:rPr>
-          <w:rFonts w:ascii="Times New Roman" w:hAnsi="Times New Roman" w:cs="Times New Roman"/>
+          <w:rFonts w:ascii="Times New Roman" w:eastAsia="Times New Roman" w:hAnsi="Times New Roman" w:cs="Times New Roman"/>
+          <w:b/>
+          <w:bCs/>
+          <w:kern w:val="0"/>
+          <w14:ligatures w14:val="none"/>
         </w:rPr>
         <w:t>Summary of Methods:</w:t>
+      </w:r>
+      <w:r>
+        <w:rPr>
+          <w:rFonts w:ascii="Times New Roman" w:eastAsia="Times New Roman" w:hAnsi="Times New Roman" w:cs="Times New Roman"/>
+          <w:kern w:val="0"/>
+          <w14:ligatures w14:val="none"/>
+        </w:rPr>
+        <w:br/>
+        <w:t xml:space="preserve"> Modeling Approach:</w:t>
+      </w:r>
+      <w:r>
+        <w:rPr>
+          <w:rFonts w:ascii="Times New Roman" w:eastAsia="Times New Roman" w:hAnsi="Times New Roman" w:cs="Times New Roman"/>
+          <w:kern w:val="0"/>
+          <w14:ligatures w14:val="none"/>
+        </w:rPr>
+        <w:br/>
+      </w:r>
+      <w:r>
+        <w:rPr>
+          <w:rFonts w:ascii="Times New Roman" w:eastAsia="Times New Roman" w:hAnsi="Times New Roman" w:cs="Times New Roman"/>
+          <w:kern w:val="0"/>
+          <w14:ligatures w14:val="none"/>
+        </w:rPr>
+        <w:br/>
+        <w:t>A multiperiod model was developed using a flowsheet that represents distributed</w:t>
+      </w:r>
+      <w:r>
+        <w:rPr>
+          <w:rFonts w:ascii="Times New Roman" w:eastAsia="Times New Roman" w:hAnsi="Times New Roman" w:cs="Times New Roman"/>
+          <w:kern w:val="0"/>
+          <w14:ligatures w14:val="none"/>
+        </w:rPr>
+        <w:noBreakHyphen/>
+        <w:t xml:space="preserve">scale </w:t>
+      </w:r>
+      <w:r>
+        <w:rPr>
+          <w:rFonts w:ascii="Times New Roman" w:eastAsia="Times New Roman" w:hAnsi="Times New Roman" w:cs="Times New Roman"/>
+          <w:kern w:val="0"/>
+          <w14:ligatures w14:val="none"/>
+        </w:rPr>
+        <w:t xml:space="preserve">water treatment system including </w:t>
+      </w:r>
+      <w:r>
+        <w:rPr>
+          <w:rFonts w:ascii="Times New Roman" w:eastAsia="Times New Roman" w:hAnsi="Times New Roman" w:cs="Times New Roman"/>
+          <w:kern w:val="0"/>
+          <w14:ligatures w14:val="none"/>
+        </w:rPr>
+        <w:t xml:space="preserve">PV, wind, a battery, and </w:t>
+      </w:r>
+      <w:r>
+        <w:rPr>
+          <w:rFonts w:ascii="Times New Roman" w:eastAsia="Times New Roman" w:hAnsi="Times New Roman" w:cs="Times New Roman"/>
+          <w:kern w:val="0"/>
+          <w14:ligatures w14:val="none"/>
+        </w:rPr>
+        <w:t>the</w:t>
+      </w:r>
+      <w:r>
+        <w:rPr>
+          <w:rFonts w:ascii="Times New Roman" w:eastAsia="Times New Roman" w:hAnsi="Times New Roman" w:cs="Times New Roman"/>
+          <w:kern w:val="0"/>
+          <w14:ligatures w14:val="none"/>
+        </w:rPr>
+        <w:t xml:space="preserve"> treatment unit.</w:t>
+      </w:r>
+      <w:r>
+        <w:rPr>
+          <w:rFonts w:ascii="Times New Roman" w:eastAsia="Times New Roman" w:hAnsi="Times New Roman" w:cs="Times New Roman"/>
+          <w:kern w:val="0"/>
+          <w14:ligatures w14:val="none"/>
+        </w:rPr>
+        <w:t xml:space="preserve"> </w:t>
+      </w:r>
+      <w:r>
+        <w:rPr>
+          <w:rFonts w:ascii="Times New Roman" w:eastAsia="Times New Roman" w:hAnsi="Times New Roman" w:cs="Times New Roman"/>
+          <w:kern w:val="0"/>
+          <w14:ligatures w14:val="none"/>
+        </w:rPr>
+        <w:t>An energy balance was applied at each hourly time step to determine water production and energy use.</w:t>
+      </w:r>
+      <w:r>
+        <w:rPr>
+          <w:rFonts w:ascii="Times New Roman" w:eastAsia="Times New Roman" w:hAnsi="Times New Roman" w:cs="Times New Roman"/>
+          <w:kern w:val="0"/>
+          <w14:ligatures w14:val="none"/>
+        </w:rPr>
+        <w:t xml:space="preserve"> </w:t>
+      </w:r>
+      <w:r>
+        <w:rPr>
+          <w:rFonts w:ascii="Times New Roman" w:eastAsia="Times New Roman" w:hAnsi="Times New Roman" w:cs="Times New Roman"/>
+          <w:kern w:val="0"/>
+          <w14:ligatures w14:val="none"/>
+        </w:rPr>
+        <w:t>The required water production over the 5</w:t>
+      </w:r>
+      <w:r>
+        <w:rPr>
+          <w:rFonts w:ascii="Times New Roman" w:eastAsia="Times New Roman" w:hAnsi="Times New Roman" w:cs="Times New Roman"/>
+          <w:kern w:val="0"/>
+          <w14:ligatures w14:val="none"/>
+        </w:rPr>
+        <w:noBreakHyphen/>
+        <w:t>day window was fixed at 500 m³, equivalent to an average of 100 m³ per day.</w:t>
+      </w:r>
+      <w:r>
+        <w:rPr>
+          <w:rFonts w:ascii="Times New Roman" w:eastAsia="Times New Roman" w:hAnsi="Times New Roman" w:cs="Times New Roman"/>
+          <w:kern w:val="0"/>
+          <w14:ligatures w14:val="none"/>
+        </w:rPr>
+        <w:t xml:space="preserve"> </w:t>
+      </w:r>
+      <w:r>
+        <w:rPr>
+          <w:rFonts w:ascii="Times New Roman" w:eastAsia="Times New Roman" w:hAnsi="Times New Roman" w:cs="Times New Roman"/>
+          <w:kern w:val="0"/>
+          <w14:ligatures w14:val="none"/>
+        </w:rPr>
+        <w:t xml:space="preserve">The treatment system was allowed to operate intermittently, turning on or off in response to available energy from generation or </w:t>
+      </w:r>
+      <w:r>
+        <w:rPr>
+          <w:rFonts w:ascii="Times New Roman" w:eastAsia="Times New Roman" w:hAnsi="Times New Roman" w:cs="Times New Roman"/>
+          <w:kern w:val="0"/>
+          <w14:ligatures w14:val="none"/>
+        </w:rPr>
+        <w:t>b</w:t>
+      </w:r>
+      <w:r>
+        <w:rPr>
+          <w:rFonts w:ascii="Times New Roman" w:eastAsia="Times New Roman" w:hAnsi="Times New Roman" w:cs="Times New Roman"/>
+          <w:kern w:val="0"/>
+          <w14:ligatures w14:val="none"/>
+        </w:rPr>
+        <w:t>attery</w:t>
+      </w:r>
+      <w:r>
+        <w:rPr>
+          <w:rFonts w:ascii="Times New Roman" w:eastAsia="Times New Roman" w:hAnsi="Times New Roman" w:cs="Times New Roman"/>
+          <w:kern w:val="0"/>
+          <w14:ligatures w14:val="none"/>
+        </w:rPr>
+        <w:t xml:space="preserve"> storage</w:t>
+      </w:r>
+      <w:r>
+        <w:rPr>
+          <w:rFonts w:ascii="Times New Roman" w:eastAsia="Times New Roman" w:hAnsi="Times New Roman" w:cs="Times New Roman"/>
+          <w:kern w:val="0"/>
+          <w14:ligatures w14:val="none"/>
+        </w:rPr>
+        <w:t>.</w:t>
+      </w:r>
+      <w:r>
+        <w:rPr>
+          <w:rFonts w:ascii="Times New Roman" w:eastAsia="Times New Roman" w:hAnsi="Times New Roman" w:cs="Times New Roman"/>
+          <w:kern w:val="0"/>
+          <w14:ligatures w14:val="none"/>
+        </w:rPr>
+        <w:t xml:space="preserve"> </w:t>
+      </w:r>
+      <w:r>
+        <w:rPr>
+          <w:rFonts w:ascii="Times New Roman" w:eastAsia="Times New Roman" w:hAnsi="Times New Roman" w:cs="Times New Roman"/>
+          <w:kern w:val="0"/>
+          <w14:ligatures w14:val="none"/>
+        </w:rPr>
+        <w:t xml:space="preserve">The sizes of </w:t>
+      </w:r>
+      <w:r>
+        <w:rPr>
+          <w:rFonts w:ascii="Times New Roman" w:eastAsia="Times New Roman" w:hAnsi="Times New Roman" w:cs="Times New Roman"/>
+          <w:kern w:val="0"/>
+          <w14:ligatures w14:val="none"/>
+        </w:rPr>
+        <w:t>all</w:t>
+      </w:r>
+      <w:r>
+        <w:rPr>
+          <w:rFonts w:ascii="Times New Roman" w:eastAsia="Times New Roman" w:hAnsi="Times New Roman" w:cs="Times New Roman"/>
+          <w:kern w:val="0"/>
+          <w14:ligatures w14:val="none"/>
+        </w:rPr>
+        <w:t xml:space="preserve"> components were treated as decision variables, making this a combined design and operational optimization problem.</w:t>
       </w:r>
     </w:p>
     <w:p>
       <w:pPr>
+        <w:spacing w:before="100" w:beforeAutospacing="1" w:after="100" w:afterAutospacing="1" w:line="300" w:lineRule="atLeast"/>
+        <w:rPr>
+          <w:rFonts w:ascii="Times New Roman" w:eastAsia="Times New Roman" w:hAnsi="Times New Roman" w:cs="Times New Roman"/>
+          <w:kern w:val="0"/>
+          <w14:ligatures w14:val="none"/>
+        </w:rPr>
+      </w:pPr>
+      <w:r>
+        <w:rPr>
+          <w:rFonts w:ascii="Times New Roman" w:eastAsia="Times New Roman" w:hAnsi="Times New Roman" w:cs="Times New Roman"/>
+          <w:kern w:val="0"/>
+          <w14:ligatures w14:val="none"/>
+        </w:rPr>
+        <w:br/>
+        <w:t>The objective was to minimize total capital and operating expenditures across all components</w:t>
+      </w:r>
+      <w:r>
+        <w:rPr>
+          <w:rFonts w:ascii="Times New Roman" w:eastAsia="Times New Roman" w:hAnsi="Times New Roman" w:cs="Times New Roman"/>
+          <w:kern w:val="0"/>
+          <w14:ligatures w14:val="none"/>
+        </w:rPr>
+        <w:t xml:space="preserve"> while meeting the water production target. </w:t>
+      </w:r>
+      <w:r>
+        <w:rPr>
+          <w:rFonts w:ascii="Times New Roman" w:eastAsia="Times New Roman" w:hAnsi="Times New Roman" w:cs="Times New Roman"/>
+          <w:kern w:val="0"/>
+          <w14:ligatures w14:val="none"/>
+        </w:rPr>
+        <w:t>WaterTAP flowsheets were used to determine the specific energy consumption (SEC), capital costs, and operating costs for several components.</w:t>
+      </w:r>
+      <w:r>
+        <w:rPr>
+          <w:rFonts w:ascii="Times New Roman" w:eastAsia="Times New Roman" w:hAnsi="Times New Roman" w:cs="Times New Roman"/>
+          <w:kern w:val="0"/>
+          <w14:ligatures w14:val="none"/>
+        </w:rPr>
+        <w:t xml:space="preserve"> </w:t>
+      </w:r>
+      <w:r>
+        <w:rPr>
+          <w:rFonts w:ascii="Times New Roman" w:eastAsia="Times New Roman" w:hAnsi="Times New Roman" w:cs="Times New Roman"/>
+          <w:kern w:val="0"/>
+          <w14:ligatures w14:val="none"/>
+        </w:rPr>
+        <w:t>The model was formulated as a mixed</w:t>
+      </w:r>
+      <w:r>
+        <w:rPr>
+          <w:rFonts w:ascii="Times New Roman" w:eastAsia="Times New Roman" w:hAnsi="Times New Roman" w:cs="Times New Roman"/>
+          <w:kern w:val="0"/>
+          <w14:ligatures w14:val="none"/>
+        </w:rPr>
+        <w:noBreakHyphen/>
+        <w:t xml:space="preserve">integer linear program (MILP) and solved using </w:t>
+      </w:r>
+      <w:commentRangeStart w:id="0"/>
+      <w:r>
         <w:rPr>
           <w:rFonts w:ascii="Times New Roman" w:hAnsi="Times New Roman" w:cs="Times New Roman"/>
-          <w:b/>
-          <w:bCs/>
-        </w:rPr>
-      </w:pPr>
-      <w:r>
-        <w:rPr>
-          <w:rFonts w:ascii="Times New Roman" w:hAnsi="Times New Roman" w:cs="Times New Roman"/>
-          <w:b/>
-          <w:bCs/>
-        </w:rPr>
-        <w:t>Modeling</w:t>
-      </w:r>
-      <w:r>
-        <w:rPr>
-          <w:rFonts w:ascii="Times New Roman" w:hAnsi="Times New Roman" w:cs="Times New Roman"/>
-          <w:b/>
-          <w:bCs/>
-        </w:rPr>
-        <w:t xml:space="preserve"> Approach</w:t>
-      </w:r>
-      <w:r>
-        <w:rPr>
-          <w:rFonts w:ascii="Times New Roman" w:hAnsi="Times New Roman" w:cs="Times New Roman"/>
-          <w:b/>
-          <w:bCs/>
-        </w:rPr>
-        <w:t>:</w:t>
+        </w:rPr>
+        <w:t>Gurobi</w:t>
+      </w:r>
+      <w:commentRangeEnd w:id="0"/>
+      <w:r>
+        <w:rPr>
+          <w:rStyle w:val="CommentReference"/>
+          <w:rFonts w:ascii="Times New Roman" w:eastAsia="Times New Roman" w:hAnsi="Times New Roman" w:cs="Times New Roman"/>
+          <w:kern w:val="0"/>
+          <w:sz w:val="24"/>
+          <w:szCs w:val="24"/>
+          <w14:ligatures w14:val="none"/>
+        </w:rPr>
+        <w:commentReference w:id="0"/>
+      </w:r>
+      <w:r>
+        <w:rPr>
+          <w:rFonts w:ascii="Times New Roman" w:eastAsia="Times New Roman" w:hAnsi="Times New Roman" w:cs="Times New Roman"/>
+          <w:kern w:val="0"/>
+          <w14:ligatures w14:val="none"/>
+        </w:rPr>
+        <w:t>.</w:t>
       </w:r>
     </w:p>
     <w:p>
       <w:pPr>
-        <w:rPr>
-          <w:rFonts w:ascii="Times New Roman" w:hAnsi="Times New Roman" w:cs="Times New Roman"/>
+        <w:spacing w:before="100" w:beforeAutospacing="1" w:after="100" w:afterAutospacing="1" w:line="300" w:lineRule="atLeast"/>
+        <w:rPr>
+          <w:rFonts w:ascii="Times New Roman" w:eastAsia="Times New Roman" w:hAnsi="Times New Roman" w:cs="Times New Roman"/>
+          <w:kern w:val="0"/>
+          <w14:ligatures w14:val="none"/>
         </w:rPr>
       </w:pPr>
       <w:r>
         <w:rPr>
-          <w:rFonts w:ascii="Times New Roman" w:hAnsi="Times New Roman" w:cs="Times New Roman"/>
-        </w:rPr>
-        <w:t>A multiperiod model</w:t>
-      </w:r>
-      <w:r>
-        <w:rPr>
-          <w:rFonts w:ascii="Times New Roman" w:hAnsi="Times New Roman" w:cs="Times New Roman"/>
-        </w:rPr>
-        <w:t xml:space="preserve"> with</w:t>
-      </w:r>
-      <w:r>
-        <w:rPr>
-          <w:rFonts w:ascii="Times New Roman" w:hAnsi="Times New Roman" w:cs="Times New Roman"/>
-        </w:rPr>
-        <w:t xml:space="preserve"> flowsheet representing </w:t>
-      </w:r>
-      <w:r>
-        <w:rPr>
-          <w:rFonts w:ascii="Times New Roman" w:hAnsi="Times New Roman" w:cs="Times New Roman"/>
-        </w:rPr>
-        <w:t xml:space="preserve">distributed scale PV and wind, a </w:t>
-      </w:r>
-      <w:r>
-        <w:rPr>
-          <w:rFonts w:ascii="Times New Roman" w:hAnsi="Times New Roman" w:cs="Times New Roman"/>
-        </w:rPr>
-        <w:t xml:space="preserve">battery and </w:t>
-      </w:r>
-      <w:r>
-        <w:rPr>
-          <w:rFonts w:ascii="Times New Roman" w:hAnsi="Times New Roman" w:cs="Times New Roman"/>
-        </w:rPr>
-        <w:t xml:space="preserve">a water </w:t>
-      </w:r>
-      <w:r>
-        <w:rPr>
-          <w:rFonts w:ascii="Times New Roman" w:hAnsi="Times New Roman" w:cs="Times New Roman"/>
-        </w:rPr>
-        <w:t xml:space="preserve">treatment system </w:t>
-      </w:r>
-      <w:r>
-        <w:rPr>
-          <w:rFonts w:ascii="Times New Roman" w:hAnsi="Times New Roman" w:cs="Times New Roman"/>
-        </w:rPr>
-        <w:t>was developed</w:t>
-      </w:r>
-      <w:r>
-        <w:rPr>
-          <w:rFonts w:ascii="Times New Roman" w:hAnsi="Times New Roman" w:cs="Times New Roman"/>
-        </w:rPr>
-        <w:t>.</w:t>
-      </w:r>
-      <w:r>
-        <w:rPr>
-          <w:rFonts w:ascii="Times New Roman" w:hAnsi="Times New Roman" w:cs="Times New Roman"/>
+          <w:rFonts w:ascii="Times New Roman" w:eastAsia="Times New Roman" w:hAnsi="Times New Roman" w:cs="Times New Roman"/>
+          <w:b/>
+          <w:bCs/>
+          <w:kern w:val="0"/>
+          <w14:ligatures w14:val="none"/>
+        </w:rPr>
+        <w:t>Scenarios</w:t>
+      </w:r>
+      <w:r>
+        <w:rPr>
+          <w:rFonts w:ascii="Times New Roman" w:eastAsia="Times New Roman" w:hAnsi="Times New Roman" w:cs="Times New Roman"/>
+          <w:kern w:val="0"/>
+          <w14:ligatures w14:val="none"/>
+        </w:rPr>
+        <w:br/>
+      </w:r>
+      <w:r>
+        <w:rPr>
+          <w:rFonts w:ascii="Times New Roman" w:eastAsia="Times New Roman" w:hAnsi="Times New Roman" w:cs="Times New Roman"/>
+          <w:kern w:val="0"/>
+          <w14:ligatures w14:val="none"/>
+        </w:rPr>
+        <w:br/>
+        <w:t>Three treatment technologies were evaluated—RO, UF + IX, and UF + GAC—under two seasonal conditions, October and June.</w:t>
+      </w:r>
+      <w:r>
+        <w:rPr>
+          <w:rFonts w:ascii="Times New Roman" w:eastAsia="Times New Roman" w:hAnsi="Times New Roman" w:cs="Times New Roman"/>
+          <w:kern w:val="0"/>
+          <w14:ligatures w14:val="none"/>
         </w:rPr>
         <w:t xml:space="preserve"> </w:t>
       </w:r>
       <w:r>
         <w:rPr>
-          <w:rFonts w:ascii="Times New Roman" w:hAnsi="Times New Roman" w:cs="Times New Roman"/>
-        </w:rPr>
-        <w:t>At each</w:t>
-      </w:r>
-      <w:r>
-        <w:rPr>
-          <w:rFonts w:ascii="Times New Roman" w:hAnsi="Times New Roman" w:cs="Times New Roman"/>
-        </w:rPr>
-        <w:t xml:space="preserve"> hourly time ste</w:t>
-      </w:r>
-      <w:r>
-        <w:rPr>
-          <w:rFonts w:ascii="Times New Roman" w:hAnsi="Times New Roman" w:cs="Times New Roman"/>
-        </w:rPr>
-        <w:t xml:space="preserve">p, an energy balance is applied and the water production and energy use determined. The required water production over the </w:t>
-      </w:r>
-      <w:r>
-        <w:rPr>
-          <w:rFonts w:ascii="Times New Roman" w:hAnsi="Times New Roman" w:cs="Times New Roman"/>
-        </w:rPr>
-        <w:t xml:space="preserve">constraint </w:t>
-      </w:r>
-      <w:r>
-        <w:rPr>
-          <w:rFonts w:ascii="Times New Roman" w:hAnsi="Times New Roman" w:cs="Times New Roman"/>
-        </w:rPr>
-        <w:t>over the 5-day window is fixed at 500 m3 (</w:t>
-      </w:r>
-      <w:r>
-        <w:rPr>
-          <w:rFonts w:ascii="Times New Roman" w:hAnsi="Times New Roman" w:cs="Times New Roman"/>
-        </w:rPr>
-        <w:t>average of 100 m3/day</w:t>
-      </w:r>
-      <w:r>
-        <w:rPr>
-          <w:rFonts w:ascii="Times New Roman" w:hAnsi="Times New Roman" w:cs="Times New Roman"/>
-        </w:rPr>
-        <w:t>)</w:t>
-      </w:r>
-      <w:r>
-        <w:rPr>
-          <w:rFonts w:ascii="Times New Roman" w:hAnsi="Times New Roman" w:cs="Times New Roman"/>
+          <w:rFonts w:ascii="Times New Roman" w:eastAsia="Times New Roman" w:hAnsi="Times New Roman" w:cs="Times New Roman"/>
+          <w:kern w:val="0"/>
+          <w14:ligatures w14:val="none"/>
+        </w:rPr>
+        <w:t>WaterTAP unit models for GAC and IX were used to estimate energy consumption and costs.</w:t>
+      </w:r>
+      <w:r>
+        <w:rPr>
+          <w:rFonts w:ascii="Times New Roman" w:eastAsia="Times New Roman" w:hAnsi="Times New Roman" w:cs="Times New Roman"/>
+          <w:kern w:val="0"/>
+          <w14:ligatures w14:val="none"/>
+        </w:rPr>
+        <w:t xml:space="preserve"> </w:t>
+      </w:r>
+      <w:r>
+        <w:rPr>
+          <w:rFonts w:ascii="Times New Roman" w:eastAsia="Times New Roman" w:hAnsi="Times New Roman" w:cs="Times New Roman"/>
+          <w:kern w:val="0"/>
+          <w14:ligatures w14:val="none"/>
+        </w:rPr>
+        <w:t>UF energy consumption was estimated using an assumed pump efficiency of 80% and a required pressure differential based on water quality</w:t>
+      </w:r>
+      <w:r>
+        <w:rPr>
+          <w:rFonts w:ascii="Times New Roman" w:eastAsia="Times New Roman" w:hAnsi="Times New Roman" w:cs="Times New Roman"/>
+          <w:kern w:val="0"/>
+          <w14:ligatures w14:val="none"/>
+        </w:rPr>
+        <w:t xml:space="preserve">. </w:t>
+      </w:r>
+      <w:r>
+        <w:rPr>
+          <w:rFonts w:ascii="Times New Roman" w:eastAsia="Times New Roman" w:hAnsi="Times New Roman" w:cs="Times New Roman"/>
+          <w:kern w:val="0"/>
+          <w14:ligatures w14:val="none"/>
+        </w:rPr>
+        <w:t>SEC for RO was based on an existing RO train designed for similar feedwater.</w:t>
+      </w:r>
+      <w:r>
+        <w:rPr>
+          <w:rFonts w:ascii="Times New Roman" w:eastAsia="Times New Roman" w:hAnsi="Times New Roman" w:cs="Times New Roman"/>
+          <w:kern w:val="0"/>
+          <w14:ligatures w14:val="none"/>
+        </w:rPr>
+        <w:t xml:space="preserve"> </w:t>
+      </w:r>
+      <w:r>
+        <w:rPr>
+          <w:rFonts w:ascii="Times New Roman" w:eastAsia="Times New Roman" w:hAnsi="Times New Roman" w:cs="Times New Roman"/>
+          <w:kern w:val="0"/>
+          <w14:ligatures w14:val="none"/>
+        </w:rPr>
+        <w:t xml:space="preserve">WaterTAP was not used to </w:t>
+      </w:r>
+      <w:commentRangeStart w:id="1"/>
+      <w:r>
+        <w:rPr>
+          <w:rFonts w:ascii="Times New Roman" w:eastAsia="Times New Roman" w:hAnsi="Times New Roman" w:cs="Times New Roman"/>
+          <w:kern w:val="0"/>
+          <w14:ligatures w14:val="none"/>
+        </w:rPr>
+        <w:t>estimate RO system costs</w:t>
+      </w:r>
+      <w:commentRangeEnd w:id="1"/>
+      <w:r>
+        <w:rPr>
+          <w:rStyle w:val="CommentReference"/>
+          <w:rFonts w:ascii="Times New Roman" w:eastAsia="Times New Roman" w:hAnsi="Times New Roman" w:cs="Times New Roman"/>
+          <w:kern w:val="0"/>
+          <w:sz w:val="24"/>
+          <w:szCs w:val="24"/>
+          <w14:ligatures w14:val="none"/>
+        </w:rPr>
+        <w:commentReference w:id="1"/>
+      </w:r>
+      <w:r>
+        <w:rPr>
+          <w:rFonts w:ascii="Times New Roman" w:eastAsia="Times New Roman" w:hAnsi="Times New Roman" w:cs="Times New Roman"/>
+          <w:kern w:val="0"/>
+          <w14:ligatures w14:val="none"/>
         </w:rPr>
         <w:t>.</w:t>
       </w:r>
     </w:p>
     <w:p>
       <w:pPr>
-        <w:rPr>
-          <w:rFonts w:ascii="Times New Roman" w:hAnsi="Times New Roman" w:cs="Times New Roman"/>
+        <w:spacing w:before="100" w:beforeAutospacing="1" w:after="100" w:afterAutospacing="1" w:line="300" w:lineRule="atLeast"/>
+        <w:rPr>
+          <w:rFonts w:ascii="Times New Roman" w:eastAsia="Times New Roman" w:hAnsi="Times New Roman" w:cs="Times New Roman"/>
+          <w:kern w:val="0"/>
+          <w14:ligatures w14:val="none"/>
         </w:rPr>
       </w:pPr>
       <w:r>
         <w:rPr>
-          <w:rFonts w:ascii="Times New Roman" w:hAnsi="Times New Roman" w:cs="Times New Roman"/>
-        </w:rPr>
-        <w:t xml:space="preserve">The treatment system </w:t>
-      </w:r>
-      <w:r>
-        <w:rPr>
-          <w:rFonts w:ascii="Times New Roman" w:hAnsi="Times New Roman" w:cs="Times New Roman"/>
-        </w:rPr>
-        <w:t xml:space="preserve">has </w:t>
-      </w:r>
-      <w:r>
-        <w:rPr>
-          <w:rFonts w:ascii="Times New Roman" w:hAnsi="Times New Roman" w:cs="Times New Roman"/>
-        </w:rPr>
-        <w:t>the flexibility to turn off and on (intermittent operation)</w:t>
-      </w:r>
-      <w:r>
-        <w:rPr>
-          <w:rFonts w:ascii="Times New Roman" w:hAnsi="Times New Roman" w:cs="Times New Roman"/>
-        </w:rPr>
-        <w:t xml:space="preserve"> in response to the available energy from generation or the battery</w:t>
-      </w:r>
-      <w:r>
-        <w:rPr>
-          <w:rFonts w:ascii="Times New Roman" w:hAnsi="Times New Roman" w:cs="Times New Roman"/>
-        </w:rPr>
-        <w:t>.</w:t>
-      </w:r>
-      <w:r>
-        <w:rPr>
-          <w:rFonts w:ascii="Times New Roman" w:hAnsi="Times New Roman" w:cs="Times New Roman"/>
-        </w:rPr>
-        <w:t xml:space="preserve"> The sizes of each component are variables to be optimized, making this a design and operations optimization problem. The objective function </w:t>
-      </w:r>
-      <w:r>
-        <w:rPr>
-          <w:rFonts w:ascii="Times New Roman" w:hAnsi="Times New Roman" w:cs="Times New Roman"/>
-        </w:rPr>
-        <w:t>is to minimize</w:t>
-      </w:r>
-      <w:r>
-        <w:rPr>
-          <w:rFonts w:ascii="Times New Roman" w:hAnsi="Times New Roman" w:cs="Times New Roman"/>
-        </w:rPr>
-        <w:t xml:space="preserve"> the</w:t>
-      </w:r>
-      <w:r>
-        <w:rPr>
-          <w:rFonts w:ascii="Times New Roman" w:hAnsi="Times New Roman" w:cs="Times New Roman"/>
+          <w:rFonts w:ascii="Times New Roman" w:eastAsia="Times New Roman" w:hAnsi="Times New Roman" w:cs="Times New Roman"/>
+          <w:kern w:val="0"/>
+          <w14:ligatures w14:val="none"/>
+        </w:rPr>
+        <w:br/>
+        <w:t>Poorer water quality in October was assumed to increase both SEC and operating costs for the treatment systems.</w:t>
+      </w:r>
+      <w:r>
+        <w:rPr>
+          <w:rFonts w:ascii="Times New Roman" w:eastAsia="Times New Roman" w:hAnsi="Times New Roman" w:cs="Times New Roman"/>
+          <w:kern w:val="0"/>
+          <w14:ligatures w14:val="none"/>
         </w:rPr>
         <w:t xml:space="preserve"> </w:t>
       </w:r>
       <w:r>
         <w:rPr>
-          <w:rFonts w:ascii="Times New Roman" w:hAnsi="Times New Roman" w:cs="Times New Roman"/>
-        </w:rPr>
-        <w:t xml:space="preserve">total </w:t>
-      </w:r>
-      <w:r>
-        <w:rPr>
-          <w:rFonts w:ascii="Times New Roman" w:hAnsi="Times New Roman" w:cs="Times New Roman"/>
-        </w:rPr>
-        <w:t>CAPEX and OPEX</w:t>
-      </w:r>
-      <w:r>
-        <w:rPr>
-          <w:rFonts w:ascii="Times New Roman" w:hAnsi="Times New Roman" w:cs="Times New Roman"/>
-        </w:rPr>
-        <w:t xml:space="preserve"> of all components.</w:t>
-      </w:r>
-      <w:r>
-        <w:rPr>
-          <w:rFonts w:ascii="Times New Roman" w:hAnsi="Times New Roman" w:cs="Times New Roman"/>
-        </w:rPr>
-        <w:t xml:space="preserve"> </w:t>
+          <w:rFonts w:ascii="Times New Roman" w:eastAsia="Times New Roman" w:hAnsi="Times New Roman" w:cs="Times New Roman"/>
+          <w:kern w:val="0"/>
+          <w14:ligatures w14:val="none"/>
+        </w:rPr>
+        <w:t>Product water quality was not evaluated.</w:t>
       </w:r>
     </w:p>
     <w:p>
       <w:pPr>
-        <w:rPr>
-          <w:rFonts w:ascii="Times New Roman" w:hAnsi="Times New Roman" w:cs="Times New Roman"/>
+        <w:spacing w:before="100" w:beforeAutospacing="1" w:after="100" w:afterAutospacing="1" w:line="300" w:lineRule="atLeast"/>
+        <w:rPr>
+          <w:rFonts w:ascii="Times New Roman" w:eastAsia="Times New Roman" w:hAnsi="Times New Roman" w:cs="Times New Roman"/>
+          <w:kern w:val="0"/>
+          <w14:ligatures w14:val="none"/>
         </w:rPr>
       </w:pPr>
       <w:r>
         <w:rPr>
-          <w:rFonts w:ascii="Times New Roman" w:hAnsi="Times New Roman" w:cs="Times New Roman"/>
-        </w:rPr>
-        <w:t xml:space="preserve">The model formulation is MILP and was optimized using </w:t>
-      </w:r>
-      <w:commentRangeStart w:id="0"/>
-      <w:r>
-        <w:rPr>
-          <w:rFonts w:ascii="Times New Roman" w:hAnsi="Times New Roman" w:cs="Times New Roman"/>
-        </w:rPr>
-        <w:t>Gurobi</w:t>
-      </w:r>
-      <w:commentRangeEnd w:id="0"/>
-      <w:r>
-        <w:rPr>
-          <w:rStyle w:val="CommentReference"/>
-          <w:rFonts w:ascii="Times New Roman" w:hAnsi="Times New Roman" w:cs="Times New Roman"/>
-          <w:sz w:val="24"/>
-          <w:szCs w:val="24"/>
-        </w:rPr>
-        <w:commentReference w:id="0"/>
-      </w:r>
-      <w:r>
-        <w:rPr>
-          <w:rFonts w:ascii="Times New Roman" w:hAnsi="Times New Roman" w:cs="Times New Roman"/>
-        </w:rPr>
-        <w:t>.</w:t>
-      </w:r>
-      <w:r>
-        <w:rPr>
-          <w:rFonts w:ascii="Times New Roman" w:hAnsi="Times New Roman" w:cs="Times New Roman"/>
-        </w:rPr>
-        <w:t xml:space="preserve"> </w:t>
+          <w:rFonts w:ascii="Times New Roman" w:eastAsia="Times New Roman" w:hAnsi="Times New Roman" w:cs="Times New Roman"/>
+          <w:kern w:val="0"/>
+          <w14:ligatures w14:val="none"/>
+        </w:rPr>
+        <w:br/>
+        <w:t>A comparison was made to a traditional off</w:t>
+      </w:r>
+      <w:r>
+        <w:rPr>
+          <w:rFonts w:ascii="Times New Roman" w:eastAsia="Times New Roman" w:hAnsi="Times New Roman" w:cs="Times New Roman"/>
+          <w:kern w:val="0"/>
+          <w14:ligatures w14:val="none"/>
+        </w:rPr>
+        <w:noBreakHyphen/>
+        <w:t>grid treatment system sized exactly at 100 m³/day, operated continuously, and powered by a diesel generator.</w:t>
       </w:r>
     </w:p>
     <w:p>
       <w:pPr>
-        <w:rPr>
-          <w:rFonts w:ascii="Times New Roman" w:hAnsi="Times New Roman" w:cs="Times New Roman"/>
-          <w:b/>
-          <w:bCs/>
+        <w:spacing w:before="100" w:beforeAutospacing="1" w:after="100" w:afterAutospacing="1" w:line="300" w:lineRule="atLeast"/>
+        <w:rPr>
+          <w:rFonts w:ascii="Times New Roman" w:eastAsia="Times New Roman" w:hAnsi="Times New Roman" w:cs="Times New Roman"/>
+          <w:kern w:val="0"/>
+          <w14:ligatures w14:val="none"/>
         </w:rPr>
       </w:pPr>
       <w:r>
         <w:rPr>
-          <w:rFonts w:ascii="Times New Roman" w:hAnsi="Times New Roman" w:cs="Times New Roman"/>
-          <w:b/>
-          <w:bCs/>
-        </w:rPr>
-        <w:t>Scenarios</w:t>
+          <w:rFonts w:ascii="Times New Roman" w:eastAsia="Times New Roman" w:hAnsi="Times New Roman" w:cs="Times New Roman"/>
+          <w:kern w:val="0"/>
+          <w14:ligatures w14:val="none"/>
+        </w:rPr>
+        <w:br/>
+        <w:t>Diesel generator costs were estimated using literature</w:t>
+      </w:r>
+      <w:r>
+        <w:rPr>
+          <w:rFonts w:ascii="Times New Roman" w:eastAsia="Times New Roman" w:hAnsi="Times New Roman" w:cs="Times New Roman"/>
+          <w:kern w:val="0"/>
+          <w14:ligatures w14:val="none"/>
+        </w:rPr>
+        <w:noBreakHyphen/>
+        <w:t>based levelized cost of energy (LCOE) values.</w:t>
       </w:r>
     </w:p>
     <w:p>
       <w:pPr>
-        <w:rPr>
-          <w:rFonts w:ascii="Times New Roman" w:hAnsi="Times New Roman" w:cs="Times New Roman"/>
+        <w:spacing w:before="100" w:beforeAutospacing="1" w:after="100" w:afterAutospacing="1" w:line="300" w:lineRule="atLeast"/>
+        <w:rPr>
+          <w:rFonts w:ascii="Times New Roman" w:eastAsia="Times New Roman" w:hAnsi="Times New Roman" w:cs="Times New Roman"/>
+          <w:kern w:val="0"/>
+          <w14:ligatures w14:val="none"/>
         </w:rPr>
       </w:pPr>
       <w:r>
         <w:rPr>
-          <w:rFonts w:ascii="Times New Roman" w:hAnsi="Times New Roman" w:cs="Times New Roman"/>
-        </w:rPr>
-        <w:t>Three treatment technologies were considered- RO, UF+IX, UF+GAC and two times of year- October and June. It was as</w:t>
-      </w:r>
-      <w:r>
-        <w:rPr>
-          <w:rFonts w:ascii="Times New Roman" w:hAnsi="Times New Roman" w:cs="Times New Roman"/>
-        </w:rPr>
-        <w:t>sumed water quality was poorer in October</w:t>
-      </w:r>
-      <w:r>
-        <w:rPr>
-          <w:rFonts w:ascii="Times New Roman" w:hAnsi="Times New Roman" w:cs="Times New Roman"/>
-        </w:rPr>
-        <w:t xml:space="preserve">, which </w:t>
-      </w:r>
-      <w:r>
-        <w:rPr>
-          <w:rFonts w:ascii="Times New Roman" w:hAnsi="Times New Roman" w:cs="Times New Roman"/>
-        </w:rPr>
-        <w:t>increased</w:t>
-      </w:r>
-      <w:r>
-        <w:rPr>
-          <w:rFonts w:ascii="Times New Roman" w:hAnsi="Times New Roman" w:cs="Times New Roman"/>
-        </w:rPr>
-        <w:t xml:space="preserve"> the SEC and OPEX of the treatment systems.</w:t>
+          <w:rFonts w:ascii="Times New Roman" w:eastAsia="Times New Roman" w:hAnsi="Times New Roman" w:cs="Times New Roman"/>
+          <w:kern w:val="0"/>
+          <w14:ligatures w14:val="none"/>
+        </w:rPr>
+        <w:t xml:space="preserve">A. Zein et al., 2023, </w:t>
+      </w:r>
+      <w:r>
+        <w:rPr>
+          <w:rFonts w:ascii="Times New Roman" w:eastAsia="Times New Roman" w:hAnsi="Times New Roman" w:cs="Times New Roman"/>
+          <w:i/>
+          <w:iCs/>
+          <w:kern w:val="0"/>
+          <w14:ligatures w14:val="none"/>
+        </w:rPr>
+        <w:t>Analysis of variable reverse osmosis operation powered by solar energy</w:t>
+      </w:r>
+      <w:r>
+        <w:rPr>
+          <w:rFonts w:ascii="Times New Roman" w:eastAsia="Times New Roman" w:hAnsi="Times New Roman" w:cs="Times New Roman"/>
+          <w:kern w:val="0"/>
+          <w14:ligatures w14:val="none"/>
+        </w:rPr>
+        <w:br/>
+        <w:t xml:space="preserve">E. Mulenga et al., 2023, </w:t>
+      </w:r>
+      <w:r>
+        <w:rPr>
+          <w:rFonts w:ascii="Times New Roman" w:eastAsia="Times New Roman" w:hAnsi="Times New Roman" w:cs="Times New Roman"/>
+          <w:i/>
+          <w:iCs/>
+          <w:kern w:val="0"/>
+          <w14:ligatures w14:val="none"/>
+        </w:rPr>
+        <w:t>Techno</w:t>
+      </w:r>
+      <w:r>
+        <w:rPr>
+          <w:rFonts w:ascii="Times New Roman" w:eastAsia="Times New Roman" w:hAnsi="Times New Roman" w:cs="Times New Roman"/>
+          <w:i/>
+          <w:iCs/>
+          <w:kern w:val="0"/>
+          <w14:ligatures w14:val="none"/>
+        </w:rPr>
+        <w:noBreakHyphen/>
+        <w:t>economic analysis of off</w:t>
+      </w:r>
+      <w:r>
+        <w:rPr>
+          <w:rFonts w:ascii="Times New Roman" w:eastAsia="Times New Roman" w:hAnsi="Times New Roman" w:cs="Times New Roman"/>
+          <w:i/>
+          <w:iCs/>
+          <w:kern w:val="0"/>
+          <w14:ligatures w14:val="none"/>
+        </w:rPr>
+        <w:noBreakHyphen/>
+        <w:t>grid PV</w:t>
+      </w:r>
+      <w:r>
+        <w:rPr>
+          <w:rFonts w:ascii="Times New Roman" w:eastAsia="Times New Roman" w:hAnsi="Times New Roman" w:cs="Times New Roman"/>
+          <w:i/>
+          <w:iCs/>
+          <w:kern w:val="0"/>
+          <w14:ligatures w14:val="none"/>
+        </w:rPr>
+        <w:noBreakHyphen/>
+        <w:t>Diesel power generation system for rural electrification: A case study of Chilubi district in Zambia</w:t>
       </w:r>
     </w:p>
     <w:p>
       <w:pPr>
-        <w:rPr>
-          <w:rFonts w:ascii="Times New Roman" w:hAnsi="Times New Roman" w:cs="Times New Roman"/>
+        <w:spacing w:before="100" w:beforeAutospacing="1" w:after="100" w:afterAutospacing="1" w:line="300" w:lineRule="atLeast"/>
+        <w:rPr>
+          <w:rFonts w:ascii="Times New Roman" w:eastAsia="Times New Roman" w:hAnsi="Times New Roman" w:cs="Times New Roman"/>
+          <w:kern w:val="0"/>
+          <w14:ligatures w14:val="none"/>
         </w:rPr>
       </w:pPr>
       <w:r>
         <w:rPr>
-          <w:rFonts w:ascii="Times New Roman" w:hAnsi="Times New Roman" w:cs="Times New Roman"/>
-        </w:rPr>
-        <w:t>A load profile from Texas was used to give the output of the PV and wind systems.</w:t>
-      </w:r>
-    </w:p>
-    <w:p>
-      <w:pPr>
-        <w:rPr>
-          <w:rFonts w:ascii="Times New Roman" w:hAnsi="Times New Roman" w:cs="Times New Roman"/>
-          <w:b/>
-          <w:bCs/>
-        </w:rPr>
-      </w:pPr>
-      <w:r>
-        <w:rPr>
-          <w:rFonts w:ascii="Times New Roman" w:hAnsi="Times New Roman" w:cs="Times New Roman"/>
-          <w:b/>
-          <w:bCs/>
-        </w:rPr>
-        <w:t>Input Data:</w:t>
-      </w:r>
-    </w:p>
-    <w:p>
-      <w:pPr>
-        <w:rPr>
-          <w:rFonts w:ascii="Times New Roman" w:hAnsi="Times New Roman" w:cs="Times New Roman"/>
-        </w:rPr>
-      </w:pPr>
-      <w:r>
-        <w:rPr>
-          <w:rFonts w:ascii="Times New Roman" w:hAnsi="Times New Roman" w:cs="Times New Roman"/>
-        </w:rPr>
-        <w:t>Cost estimates for PV, wind, and battery were taken from SAM (which gets them from the annual technology baseline)</w:t>
-      </w:r>
-    </w:p>
-    <w:p>
-      <w:pPr>
-        <w:rPr>
-          <w:rFonts w:ascii="Times New Roman" w:hAnsi="Times New Roman" w:cs="Times New Roman"/>
-        </w:rPr>
-      </w:pPr>
-      <w:r>
-        <w:rPr>
-          <w:rFonts w:ascii="Times New Roman" w:hAnsi="Times New Roman" w:cs="Times New Roman"/>
-        </w:rPr>
-        <w:t xml:space="preserve">Cost values for treatment technologies were taken from either </w:t>
-      </w:r>
-      <w:r>
-        <w:rPr>
-          <w:rFonts w:ascii="Times New Roman" w:hAnsi="Times New Roman" w:cs="Times New Roman"/>
-        </w:rPr>
-        <w:t>W</w:t>
-      </w:r>
-      <w:r>
-        <w:rPr>
-          <w:rFonts w:ascii="Times New Roman" w:hAnsi="Times New Roman" w:cs="Times New Roman"/>
-        </w:rPr>
-        <w:t xml:space="preserve">aterTAP or existing study (mine). If this was fleshed out, it could be estimated from </w:t>
-      </w:r>
-      <w:r>
-        <w:rPr>
-          <w:rFonts w:ascii="Times New Roman" w:hAnsi="Times New Roman" w:cs="Times New Roman"/>
-        </w:rPr>
-        <w:t>W</w:t>
-      </w:r>
-      <w:r>
-        <w:rPr>
-          <w:rFonts w:ascii="Times New Roman" w:hAnsi="Times New Roman" w:cs="Times New Roman"/>
-        </w:rPr>
-        <w:t>aterTAP alone.</w:t>
-      </w:r>
-    </w:p>
-    <w:p>
-      <w:pPr>
-        <w:rPr>
-          <w:rFonts w:ascii="Times New Roman" w:hAnsi="Times New Roman" w:cs="Times New Roman"/>
-        </w:rPr>
-      </w:pPr>
-      <w:r>
-        <w:rPr>
-          <w:rFonts w:ascii="Times New Roman" w:hAnsi="Times New Roman" w:cs="Times New Roman"/>
-        </w:rPr>
-        <w:t xml:space="preserve">The power output of PV and Wind used </w:t>
-      </w:r>
-    </w:p>
-    <w:p>
-      <w:pPr>
-        <w:rPr>
-          <w:rFonts w:ascii="Times New Roman" w:hAnsi="Times New Roman" w:cs="Times New Roman"/>
-        </w:rPr>
-      </w:pPr>
-      <w:r>
-        <w:rPr>
-          <w:rFonts w:ascii="Times New Roman" w:hAnsi="Times New Roman" w:cs="Times New Roman"/>
-        </w:rPr>
-        <w:t>The feed was surface water, but no specific TDS value was used (doesn’t affect UF, GAC, IX as modeled)</w:t>
-      </w:r>
-      <w:r>
-        <w:rPr>
-          <w:rFonts w:ascii="Times New Roman" w:hAnsi="Times New Roman" w:cs="Times New Roman"/>
-        </w:rPr>
-        <w:t xml:space="preserve">. RO had feed salinity of . </w:t>
-      </w:r>
-    </w:p>
-    <w:p>
-      <w:pPr>
-        <w:rPr>
-          <w:rFonts w:ascii="Times New Roman" w:hAnsi="Times New Roman" w:cs="Times New Roman"/>
-        </w:rPr>
-      </w:pPr>
-      <w:r>
-        <w:rPr>
-          <w:rFonts w:ascii="Times New Roman" w:hAnsi="Times New Roman" w:cs="Times New Roman"/>
-        </w:rPr>
-        <w:t>(See third tab of results excel file for specifics)</w:t>
-      </w:r>
-    </w:p>
-    <w:p>
-      <w:pPr>
-        <w:pStyle w:val="EndNoteBibliography"/>
-        <w:spacing w:after="0"/>
-        <w:rPr>
-          <w:rFonts w:ascii="Times New Roman" w:hAnsi="Times New Roman" w:cs="Times New Roman"/>
-          <w:b/>
-          <w:bCs/>
-        </w:rPr>
-      </w:pPr>
-      <w:r>
-        <w:rPr>
-          <w:rFonts w:ascii="Times New Roman" w:hAnsi="Times New Roman" w:cs="Times New Roman"/>
-          <w:b/>
-          <w:bCs/>
-        </w:rPr>
-        <w:t xml:space="preserve">Diesel Baseline </w:t>
-      </w:r>
-    </w:p>
-    <w:p>
-      <w:pPr>
-        <w:pStyle w:val="EndNoteBibliography"/>
-        <w:spacing w:after="0"/>
-        <w:rPr>
-          <w:rFonts w:ascii="Times New Roman" w:hAnsi="Times New Roman" w:cs="Times New Roman"/>
-        </w:rPr>
-      </w:pPr>
-      <w:r>
-        <w:rPr>
-          <w:rFonts w:ascii="Times New Roman" w:hAnsi="Times New Roman" w:cs="Times New Roman"/>
-        </w:rPr>
-        <w:t>Comparison to a more traditional off-grid treatment system with exact sizing of 100 m3/day, constant operation, and a diesel generator. The cost of the diesel generator was estimated from LCOE values in literature.</w:t>
-      </w:r>
-    </w:p>
-    <w:p>
-      <w:pPr>
-        <w:pStyle w:val="EndNoteBibliography"/>
-        <w:spacing w:after="0"/>
-        <w:rPr>
-          <w:rFonts w:ascii="Times New Roman" w:hAnsi="Times New Roman" w:cs="Times New Roman"/>
-        </w:rPr>
-      </w:pPr>
-    </w:p>
-    <w:p>
-      <w:pPr>
-        <w:pStyle w:val="EndNoteBibliography"/>
-        <w:spacing w:after="0"/>
-        <w:rPr>
-          <w:rFonts w:ascii="Times New Roman" w:hAnsi="Times New Roman" w:cs="Times New Roman"/>
-        </w:rPr>
-      </w:pPr>
-      <w:r>
-        <w:rPr>
-          <w:rFonts w:ascii="Times New Roman" w:hAnsi="Times New Roman" w:cs="Times New Roman"/>
-        </w:rPr>
-        <w:t>[26] A. Zein, S. Karaki, M. Al-Hindi, Analysis of variable reverse osmosis operation powered by solar energy, Renewable Energy 208 (2023) 385–398.</w:t>
-      </w:r>
-    </w:p>
-    <w:p>
-      <w:pPr>
-        <w:pStyle w:val="EndNoteBibliography"/>
-        <w:rPr>
-          <w:rFonts w:ascii="Times New Roman" w:hAnsi="Times New Roman" w:cs="Times New Roman"/>
-        </w:rPr>
-      </w:pPr>
-      <w:r>
-        <w:rPr>
-          <w:rFonts w:ascii="Times New Roman" w:hAnsi="Times New Roman" w:cs="Times New Roman"/>
+          <w:rFonts w:ascii="Times New Roman" w:eastAsia="Times New Roman" w:hAnsi="Times New Roman" w:cs="Times New Roman"/>
+          <w:kern w:val="0"/>
+          <w14:ligatures w14:val="none"/>
         </w:rPr>
         <w:lastRenderedPageBreak/>
-        <w:t>[38] E. Mulenga, A. Kabanshi, H. Mupeta, M. Ndiaye, E. Nyirenda, K. Mulenga, Techno-economic analysis of off-grid PV-Diesel power generation system for rural electrification: A case study of Chilubi district in Zambia, Renewable Energy 203 (2023) 601–611.</w:t>
-      </w:r>
-    </w:p>
-    <w:p>
-      <w:pPr>
-        <w:rPr>
-          <w:rFonts w:ascii="Times New Roman" w:hAnsi="Times New Roman" w:cs="Times New Roman"/>
-        </w:rPr>
-      </w:pPr>
-      <w:r>
-        <w:rPr>
-          <w:rFonts w:ascii="Times New Roman" w:hAnsi="Times New Roman" w:cs="Times New Roman"/>
-        </w:rPr>
-        <w:t>A value of 0.35 $/kWh was considered as a normal case. Additionally, a “current value” with a 60% higher cost, reflecting the increase in diesel price between this time last year and today. Because this case was constant operations, no optimization was needed and the yearly cost was calculated by:</w:t>
-      </w:r>
-    </w:p>
-    <w:p>
-      <w:pPr>
-        <w:rPr>
-          <w:rFonts w:ascii="Times New Roman" w:hAnsi="Times New Roman" w:cs="Times New Roman"/>
-        </w:rPr>
-      </w:pPr>
+        <w:br/>
+        <w:t>An LCOE value of $0.35/kWh was used as the baseline case</w:t>
+      </w:r>
+      <w:r>
+        <w:rPr>
+          <w:rFonts w:ascii="Times New Roman" w:eastAsia="Times New Roman" w:hAnsi="Times New Roman" w:cs="Times New Roman"/>
+          <w:kern w:val="0"/>
+          <w14:ligatures w14:val="none"/>
+        </w:rPr>
+        <w:t>, which corresponds to d</w:t>
+      </w:r>
+      <w:r>
+        <w:rPr>
+          <w:rFonts w:ascii="Times New Roman" w:eastAsia="Times New Roman" w:hAnsi="Times New Roman" w:cs="Times New Roman"/>
+          <w:kern w:val="0"/>
+          <w14:ligatures w14:val="none"/>
+        </w:rPr>
+        <w:t xml:space="preserve">iesel fuel costs </w:t>
+      </w:r>
+      <w:r>
+        <w:rPr>
+          <w:rFonts w:ascii="Times New Roman" w:eastAsia="Times New Roman" w:hAnsi="Times New Roman" w:cs="Times New Roman"/>
+          <w:kern w:val="0"/>
+          <w14:ligatures w14:val="none"/>
+        </w:rPr>
+        <w:t xml:space="preserve">of </w:t>
+      </w:r>
+      <w:r>
+        <w:rPr>
+          <w:rFonts w:ascii="Times New Roman" w:eastAsia="Times New Roman" w:hAnsi="Times New Roman" w:cs="Times New Roman"/>
+          <w:kern w:val="0"/>
+          <w14:ligatures w14:val="none"/>
+        </w:rPr>
+        <w:t>approximately $4 per gallon.</w:t>
+      </w:r>
+      <w:r>
+        <w:rPr>
+          <w:rFonts w:ascii="Times New Roman" w:eastAsia="Times New Roman" w:hAnsi="Times New Roman" w:cs="Times New Roman"/>
+          <w:kern w:val="0"/>
+          <w14:ligatures w14:val="none"/>
+        </w:rPr>
+        <w:t xml:space="preserve"> </w:t>
+      </w:r>
+      <w:r>
+        <w:rPr>
+          <w:rFonts w:ascii="Times New Roman" w:eastAsia="Times New Roman" w:hAnsi="Times New Roman" w:cs="Times New Roman"/>
+          <w:kern w:val="0"/>
+          <w14:ligatures w14:val="none"/>
+        </w:rPr>
+        <w:t>An additional scenario assumed a 60% increase in diesel prices to reflect recent cost trends.</w:t>
+      </w:r>
+      <w:r>
+        <w:rPr>
+          <w:rFonts w:ascii="Times New Roman" w:eastAsia="Times New Roman" w:hAnsi="Times New Roman" w:cs="Times New Roman"/>
+          <w:kern w:val="0"/>
+          <w14:ligatures w14:val="none"/>
+        </w:rPr>
+        <w:t xml:space="preserve"> </w:t>
+      </w:r>
+      <w:r>
+        <w:rPr>
+          <w:rFonts w:ascii="Times New Roman" w:eastAsia="Times New Roman" w:hAnsi="Times New Roman" w:cs="Times New Roman"/>
+          <w:kern w:val="0"/>
+          <w14:ligatures w14:val="none"/>
+        </w:rPr>
+        <w:t>Because the system operated continuously, no optimization was required; annual cost was calculated using:</w:t>
+      </w:r>
+      <w:r>
+        <w:rPr>
+          <w:rFonts w:ascii="Times New Roman" w:eastAsia="Times New Roman" w:hAnsi="Times New Roman" w:cs="Times New Roman"/>
+          <w:kern w:val="0"/>
+          <w14:ligatures w14:val="none"/>
+        </w:rPr>
+        <w:br/>
+      </w:r>
       <m:oMathPara>
         <m:oMath>
           <m:r>
@@ -658,6 +786,111 @@
     </w:p>
     <w:p>
       <w:pPr>
+        <w:spacing w:before="100" w:beforeAutospacing="1" w:after="100" w:afterAutospacing="1" w:line="300" w:lineRule="atLeast"/>
+        <w:rPr>
+          <w:rFonts w:ascii="Times New Roman" w:eastAsia="Times New Roman" w:hAnsi="Times New Roman" w:cs="Times New Roman"/>
+          <w:kern w:val="0"/>
+          <w14:ligatures w14:val="none"/>
+        </w:rPr>
+      </w:pPr>
+      <w:r>
+        <w:rPr>
+          <w:rFonts w:ascii="Times New Roman" w:eastAsia="Times New Roman" w:hAnsi="Times New Roman" w:cs="Times New Roman"/>
+          <w:b/>
+          <w:bCs/>
+          <w:kern w:val="0"/>
+          <w14:ligatures w14:val="none"/>
+        </w:rPr>
+        <w:t>Input Data:</w:t>
+      </w:r>
+      <w:r>
+        <w:rPr>
+          <w:rFonts w:ascii="Times New Roman" w:eastAsia="Times New Roman" w:hAnsi="Times New Roman" w:cs="Times New Roman"/>
+          <w:kern w:val="0"/>
+          <w14:ligatures w14:val="none"/>
+        </w:rPr>
+        <w:br/>
+      </w:r>
+      <w:r>
+        <w:rPr>
+          <w:rFonts w:ascii="Times New Roman" w:eastAsia="Times New Roman" w:hAnsi="Times New Roman" w:cs="Times New Roman"/>
+          <w:kern w:val="0"/>
+          <w14:ligatures w14:val="none"/>
+        </w:rPr>
+        <w:br/>
+        <w:t>Cost estimates for PV, wind, and battery systems were sourced from SAM, which derives values from the Annual Technology Baseline</w:t>
+      </w:r>
+      <w:r>
+        <w:rPr>
+          <w:rFonts w:ascii="Times New Roman" w:eastAsia="Times New Roman" w:hAnsi="Times New Roman" w:cs="Times New Roman"/>
+          <w:kern w:val="0"/>
+          <w14:ligatures w14:val="none"/>
+        </w:rPr>
+        <w:t xml:space="preserve"> report</w:t>
+      </w:r>
+      <w:r>
+        <w:rPr>
+          <w:rFonts w:ascii="Times New Roman" w:eastAsia="Times New Roman" w:hAnsi="Times New Roman" w:cs="Times New Roman"/>
+          <w:kern w:val="0"/>
+          <w14:ligatures w14:val="none"/>
+        </w:rPr>
+        <w:t>.</w:t>
+      </w:r>
+      <w:r>
+        <w:rPr>
+          <w:rFonts w:ascii="Times New Roman" w:eastAsia="Times New Roman" w:hAnsi="Times New Roman" w:cs="Times New Roman"/>
+          <w:kern w:val="0"/>
+          <w14:ligatures w14:val="none"/>
+        </w:rPr>
+        <w:br/>
+        <w:t>Cost data for t</w:t>
+      </w:r>
+      <w:r>
+        <w:rPr>
+          <w:rFonts w:ascii="Times New Roman" w:eastAsia="Times New Roman" w:hAnsi="Times New Roman" w:cs="Times New Roman"/>
+          <w:kern w:val="0"/>
+          <w14:ligatures w14:val="none"/>
+        </w:rPr>
+        <w:t>r</w:t>
+      </w:r>
+      <w:r>
+        <w:rPr>
+          <w:rFonts w:ascii="Times New Roman" w:eastAsia="Times New Roman" w:hAnsi="Times New Roman" w:cs="Times New Roman"/>
+          <w:kern w:val="0"/>
+          <w14:ligatures w14:val="none"/>
+        </w:rPr>
+        <w:t>eatment technologies were obtained from WaterTAP unit models or existing studies.</w:t>
+      </w:r>
+      <w:r>
+        <w:rPr>
+          <w:rFonts w:ascii="Times New Roman" w:eastAsia="Times New Roman" w:hAnsi="Times New Roman" w:cs="Times New Roman"/>
+          <w:kern w:val="0"/>
+          <w14:ligatures w14:val="none"/>
+        </w:rPr>
+        <w:br/>
+        <w:t>PV and wind power outputs were based on a Texas load profile generated through SAM.</w:t>
+      </w:r>
+      <w:r>
+        <w:rPr>
+          <w:rFonts w:ascii="Times New Roman" w:eastAsia="Times New Roman" w:hAnsi="Times New Roman" w:cs="Times New Roman"/>
+          <w:kern w:val="0"/>
+          <w14:ligatures w14:val="none"/>
+        </w:rPr>
+        <w:br/>
+        <w:t>The feedwater was surface water, and no specific TDS value was assigned, as it did not affect UF, GAC, or IX performance in the model.</w:t>
+      </w:r>
+      <w:r>
+        <w:rPr>
+          <w:rFonts w:ascii="Times New Roman" w:eastAsia="Times New Roman" w:hAnsi="Times New Roman" w:cs="Times New Roman"/>
+          <w:kern w:val="0"/>
+          <w14:ligatures w14:val="none"/>
+        </w:rPr>
+        <w:br/>
+        <w:t>(Additional details are available in the third tab of the results spreadsheet.)</w:t>
+      </w:r>
+    </w:p>
+    <w:p>
+      <w:pPr>
         <w:rPr>
           <w:rFonts w:ascii="Times New Roman" w:hAnsi="Times New Roman" w:cs="Times New Roman"/>
         </w:rPr>
@@ -691,24 +924,43 @@
       </w:r>
     </w:p>
   </w:comment>
+  <w:comment w:id="1" w:author="Churchill, Jake" w:date="2026-05-15T11:54:00Z" w:initials="JC">
+    <w:p>
+      <w:pPr>
+        <w:pStyle w:val="CommentText"/>
+      </w:pPr>
+      <w:r>
+        <w:rPr>
+          <w:rStyle w:val="CommentReference"/>
+        </w:rPr>
+        <w:annotationRef/>
+      </w:r>
+      <w:r>
+        <w:t>If there was more time, it would make sense to do that.</w:t>
+      </w:r>
+    </w:p>
+  </w:comment>
 </w:comments>
 </file>
 
 <file path=word/commentsExtended.xml><?xml version="1.0" encoding="utf-8"?>
 <w15:commentsEx xmlns:wpc="http://schemas.microsoft.com/office/word/2010/wordprocessingCanvas" xmlns:cx="http://schemas.microsoft.com/office/drawing/2014/chartex" xmlns:cx1="http://schemas.microsoft.com/office/drawing/2015/9/8/chartex" xmlns:cx2="http://schemas.microsoft.com/office/drawing/2015/10/21/chartex" xmlns:cx3="http://schemas.microsoft.com/office/drawing/2016/5/9/chartex" xmlns:cx4="http://schemas.microsoft.com/office/drawing/2016/5/10/chartex" xmlns:cx5="http://schemas.microsoft.com/office/drawing/2016/5/11/chartex" xmlns:cx6="http://schemas.microsoft.com/office/drawing/2016/5/12/chartex" xmlns:cx7="http://schemas.microsoft.com/office/drawing/2016/5/13/chartex" xmlns:cx8="http://schemas.microsoft.com/office/drawing/2016/5/14/chartex" xmlns:mc="http://schemas.openxmlformats.org/markup-compatibility/2006" xmlns:aink="http://schemas.microsoft.com/office/drawing/2016/ink" xmlns:am3d="http://schemas.microsoft.com/office/drawing/2017/model3d" xmlns:o="urn:schemas-microsoft-com:office:office" xmlns:oel="http://schemas.microsoft.com/office/2019/extlst" xmlns:r="http://schemas.openxmlformats.org/officeDocument/2006/relationships" xmlns:m="http://schemas.openxmlformats.org/officeDocument/2006/math" xmlns:v="urn:schemas-microsoft-com:vml" xmlns:wp14="http://schemas.microsoft.com/office/word/2010/wordprocessingDrawing" xmlns:wp="http://schemas.openxmlformats.org/drawingml/2006/wordprocessingDrawing" xmlns:w10="urn:schemas-microsoft-com:office:word" xmlns:w="http://schemas.openxmlformats.org/wordprocessingml/2006/main" xmlns:w14="http://schemas.microsoft.com/office/word/2010/wordml" xmlns:w15="http://schemas.microsoft.com/office/word/2012/wordml" xmlns:w16cex="http://schemas.microsoft.com/office/word/2018/wordml/cex" xmlns:w16cid="http://schemas.microsoft.com/office/word/2016/wordml/cid" xmlns:w16="http://schemas.microsoft.com/office/word/2018/wordml" xmlns:w16du="http://schemas.microsoft.com/office/word/2023/wordml/word16du" xmlns:w16sdtdh="http://schemas.microsoft.com/office/word/2020/wordml/sdtdatahash" xmlns:w16sdtfl="http://schemas.microsoft.com/office/word/2024/wordml/sdtformatlock" xmlns:w16se="http://schemas.microsoft.com/office/word/2015/wordml/symex" xmlns:wpg="http://schemas.microsoft.com/office/word/2010/wordprocessingGroup" xmlns:wpi="http://schemas.microsoft.com/office/word/2010/wordprocessingInk" xmlns:wne="http://schemas.microsoft.com/office/word/2006/wordml" xmlns:wps="http://schemas.microsoft.com/office/word/2010/wordprocessingShape" mc:Ignorable="w14 w15 w16se w16cid w16 w16cex w16sdtdh w16sdtfl w16du wp14">
-  <w15:commentEx w15:paraId="70D0F5AA" w15:done="0"/>
+  <w15:commentEx w15:paraId="7AB5AB08" w15:done="0"/>
+  <w15:commentEx w15:paraId="07478BA5" w15:done="0"/>
 </w15:commentsEx>
 </file>
 
 <file path=word/commentsExtensible.xml><?xml version="1.0" encoding="utf-8"?>
 <w16cex:commentsExtensible xmlns:wpc="http://schemas.microsoft.com/office/word/2010/wordprocessingCanvas" xmlns:cx="http://schemas.microsoft.com/office/drawing/2014/chartex" xmlns:cx1="http://schemas.microsoft.com/office/drawing/2015/9/8/chartex" xmlns:cx2="http://schemas.microsoft.com/office/drawing/2015/10/21/chartex" xmlns:cx3="http://schemas.microsoft.com/office/drawing/2016/5/9/chartex" xmlns:cx4="http://schemas.microsoft.com/office/drawing/2016/5/10/chartex" xmlns:cx5="http://schemas.microsoft.com/office/drawing/2016/5/11/chartex" xmlns:cx6="http://schemas.microsoft.com/office/drawing/2016/5/12/chartex" xmlns:cx7="http://schemas.microsoft.com/office/drawing/2016/5/13/chartex" xmlns:cx8="http://schemas.microsoft.com/office/drawing/2016/5/14/chartex" xmlns:cr="http://schemas.microsoft.com/office/comments/2020/reactions" xmlns:mc="http://schemas.openxmlformats.org/markup-compatibility/2006" xmlns:aink="http://schemas.microsoft.com/office/drawing/2016/ink" xmlns:am3d="http://schemas.microsoft.com/office/drawing/2017/model3d" xmlns:o="urn:schemas-microsoft-com:office:office" xmlns:oel="http://schemas.microsoft.com/office/2019/extlst" xmlns:r="http://schemas.openxmlformats.org/officeDocument/2006/relationships" xmlns:m="http://schemas.openxmlformats.org/officeDocument/2006/math" xmlns:v="urn:schemas-microsoft-com:vml" xmlns:wp14="http://schemas.microsoft.com/office/word/2010/wordprocessingDrawing" xmlns:wp="http://schemas.openxmlformats.org/drawingml/2006/wordprocessingDrawing" xmlns:w10="urn:schemas-microsoft-com:office:word" xmlns:w="http://schemas.openxmlformats.org/wordprocessingml/2006/main" xmlns:w14="http://schemas.microsoft.com/office/word/2010/wordml" xmlns:w15="http://schemas.microsoft.com/office/word/2012/wordml" xmlns:w16cex="http://schemas.microsoft.com/office/word/2018/wordml/cex" xmlns:w16cid="http://schemas.microsoft.com/office/word/2016/wordml/cid" xmlns:w16="http://schemas.microsoft.com/office/word/2018/wordml" xmlns:w16du="http://schemas.microsoft.com/office/word/2023/wordml/word16du" xmlns:w16sdtdh="http://schemas.microsoft.com/office/word/2020/wordml/sdtdatahash" xmlns:w16sdtfl="http://schemas.microsoft.com/office/word/2024/wordml/sdtformatlock" xmlns:w16se="http://schemas.microsoft.com/office/word/2015/wordml/symex" xmlns:wpg="http://schemas.microsoft.com/office/word/2010/wordprocessingGroup" xmlns:wpi="http://schemas.microsoft.com/office/word/2010/wordprocessingInk" xmlns:wne="http://schemas.microsoft.com/office/word/2006/wordml" xmlns:wps="http://schemas.microsoft.com/office/word/2010/wordprocessingShape" mc:Ignorable="w14 w15 w16se w16cid w16 w16cex w16sdtdh w16sdtfl cr w16du wp14">
   <w16cex:commentExtensible w16cex:durableId="4B404739" w16cex:dateUtc="2026-05-15T15:09:00Z"/>
+  <w16cex:commentExtensible w16cex:durableId="7BFECDDC" w16cex:dateUtc="2026-05-15T17:54:00Z"/>
 </w16cex:commentsExtensible>
 </file>
 
 <file path=word/commentsIds.xml><?xml version="1.0" encoding="utf-8"?>
 <w16cid:commentsIds xmlns:wpc="http://schemas.microsoft.com/office/word/2010/wordprocessingCanvas" xmlns:cx="http://schemas.microsoft.com/office/drawing/2014/chartex" xmlns:cx1="http://schemas.microsoft.com/office/drawing/2015/9/8/chartex" xmlns:cx2="http://schemas.microsoft.com/office/drawing/2015/10/21/chartex" xmlns:cx3="http://schemas.microsoft.com/office/drawing/2016/5/9/chartex" xmlns:cx4="http://schemas.microsoft.com/office/drawing/2016/5/10/chartex" xmlns:cx5="http://schemas.microsoft.com/office/drawing/2016/5/11/chartex" xmlns:cx6="http://schemas.microsoft.com/office/drawing/2016/5/12/chartex" xmlns:cx7="http://schemas.microsoft.com/office/drawing/2016/5/13/chartex" xmlns:cx8="http://schemas.microsoft.com/office/drawing/2016/5/14/chartex" xmlns:mc="http://schemas.openxmlformats.org/markup-compatibility/2006" xmlns:aink="http://schemas.microsoft.com/office/drawing/2016/ink" xmlns:am3d="http://schemas.microsoft.com/office/drawing/2017/model3d" xmlns:o="urn:schemas-microsoft-com:office:office" xmlns:oel="http://schemas.microsoft.com/office/2019/extlst" xmlns:r="http://schemas.openxmlformats.org/officeDocument/2006/relationships" xmlns:m="http://schemas.openxmlformats.org/officeDocument/2006/math" xmlns:v="urn:schemas-microsoft-com:vml" xmlns:wp14="http://schemas.microsoft.com/office/word/2010/wordprocessingDrawing" xmlns:wp="http://schemas.openxmlformats.org/drawingml/2006/wordprocessingDrawing" xmlns:w10="urn:schemas-microsoft-com:office:word" xmlns:w="http://schemas.openxmlformats.org/wordprocessingml/2006/main" xmlns:w14="http://schemas.microsoft.com/office/word/2010/wordml" xmlns:w15="http://schemas.microsoft.com/office/word/2012/wordml" xmlns:w16cex="http://schemas.microsoft.com/office/word/2018/wordml/cex" xmlns:w16cid="http://schemas.microsoft.com/office/word/2016/wordml/cid" xmlns:w16="http://schemas.microsoft.com/office/word/2018/wordml" xmlns:w16du="http://schemas.microsoft.com/office/word/2023/wordml/word16du" xmlns:w16sdtdh="http://schemas.microsoft.com/office/word/2020/wordml/sdtdatahash" xmlns:w16sdtfl="http://schemas.microsoft.com/office/word/2024/wordml/sdtformatlock" xmlns:w16se="http://schemas.microsoft.com/office/word/2015/wordml/symex" xmlns:wpg="http://schemas.microsoft.com/office/word/2010/wordprocessingGroup" xmlns:wpi="http://schemas.microsoft.com/office/word/2010/wordprocessingInk" xmlns:wne="http://schemas.microsoft.com/office/word/2006/wordml" xmlns:wps="http://schemas.microsoft.com/office/word/2010/wordprocessingShape" mc:Ignorable="w14 w15 w16se w16cid w16 w16cex w16sdtdh w16sdtfl w16du wp14">
-  <w16cid:commentId w16cid:paraId="70D0F5AA" w16cid:durableId="4B404739"/>
+  <w16cid:commentId w16cid:paraId="7AB5AB08" w16cid:durableId="4B404739"/>
+  <w16cid:commentId w16cid:paraId="07478BA5" w16cid:durableId="7BFECDDC"/>
 </w16cid:commentsIds>
 </file>
 
@@ -2055,6 +2307,18 @@
 </a:theme>
 </file>
 
+<file path=customXml/item1.xml><?xml version="1.0" encoding="utf-8"?>
+<b:Sources xmlns:b="http://schemas.openxmlformats.org/officeDocument/2006/bibliography" xmlns="http://schemas.openxmlformats.org/officeDocument/2006/bibliography" SelectedStyle="\APASixthEditionOfficeOnline.xsl" StyleName="APA" Version="6"/>
+</file>
+
+<file path=customXml/itemProps1.xml><?xml version="1.0" encoding="utf-8"?>
+<ds:datastoreItem xmlns:ds="http://schemas.openxmlformats.org/officeDocument/2006/customXml" ds:itemID="{EA7B4D6D-1811-4C90-9746-B8BDCFDE2763}">
+  <ds:schemaRefs>
+    <ds:schemaRef ds:uri="http://schemas.openxmlformats.org/officeDocument/2006/bibliography"/>
+  </ds:schemaRefs>
+</ds:datastoreItem>
+</file>
+
 <file path=docMetadata/LabelInfo.xml><?xml version="1.0" encoding="utf-8"?>
 <clbl:labelList xmlns:clbl="http://schemas.microsoft.com/office/2020/mipLabelMetadata">
   <clbl:label id="{95965d95-ecc0-4720-b759-1f33c42ed7da}" enabled="1" method="Standard" siteId="{a0f29d7e-28cd-4f54-8442-7885aee7c080}" contentBits="0" removed="0"/>
